--- a/projects/ciszupy/docs/docx/SUPPORT.docx
+++ b/projects/ciszupy/docs/docx/SUPPORT.docx
@@ -7,7 +7,7 @@
         <w:pStyle w:val="FirstParagraph"/>
       </w:pPr>
       <w:r>
-        <w:t xml:space="preserve">CISZUBOT - DOCUMENTACIÓN OFICIAL</w:t>
+        <w:t xml:space="preserve">CISZUPY - DOCUMENTACIÓN OFICIAL</w:t>
       </w:r>
       <w:r>
         <w:t xml:space="preserve"> </w:t>
@@ -19,19 +19,19 @@
         <w:t xml:space="preserve"> </w:t>
       </w:r>
       <w:r>
-        <w:t xml:space="preserve">Versión: 2.5.5</w:t>
-      </w:r>
-      <w:r>
-        <w:t xml:space="preserve"> </w:t>
-      </w:r>
-      <w:r>
-        <w:t xml:space="preserve">Actualización: 2026-07-28</w:t>
-      </w:r>
-      <w:r>
-        <w:t xml:space="preserve"> </w:t>
-      </w:r>
-      <w:r>
-        <w:t xml:space="preserve">Identificador: SUPPORT_V2.5.5_2026_07_28_ciszubot</w:t>
+        <w:t xml:space="preserve">Versión: 0.1.0</w:t>
+      </w:r>
+      <w:r>
+        <w:t xml:space="preserve"> </w:t>
+      </w:r>
+      <w:r>
+        <w:t xml:space="preserve">Actualización: 2026-09-17</w:t>
+      </w:r>
+      <w:r>
+        <w:t xml:space="preserve"> </w:t>
+      </w:r>
+      <w:r>
+        <w:t xml:space="preserve">Identificador: SUPPORT_V0.1.0_2026_09_17_ciszupy</w:t>
       </w:r>
     </w:p>
     <w:p>
@@ -68,12 +68,6 @@
         <w:t xml:space="preserve"> </w:t>
       </w:r>
       <w:r>
-        <w:t xml:space="preserve">- Comandos in-app: cz!help o /help</w:t>
-      </w:r>
-      <w:r>
-        <w:t xml:space="preserve"> </w:t>
-      </w:r>
-      <w:r>
         <w:t xml:space="preserve">- Discord: Servidor oficial de Ciszu Network</w:t>
       </w:r>
       <w:r>
@@ -86,7 +80,7 @@
         <w:t xml:space="preserve"> </w:t>
       </w:r>
       <w:r>
-        <w:t xml:space="preserve">- Email: ciszunetwork@proton.me</w:t>
+        <w:t xml:space="preserve">- Email: ciszunetwork@gmail.com</w:t>
       </w:r>
     </w:p>
     <w:p>
@@ -100,19 +94,19 @@
         <w:t xml:space="preserve"> </w:t>
       </w:r>
       <w:r>
-        <w:t xml:space="preserve">- Bot: Node.js + Discord.js v14</w:t>
-      </w:r>
-      <w:r>
-        <w:t xml:space="preserve"> </w:t>
-      </w:r>
-      <w:r>
-        <w:t xml:space="preserve">- Panel: Express en puerto 5000</w:t>
-      </w:r>
-      <w:r>
-        <w:t xml:space="preserve"> </w:t>
-      </w:r>
-      <w:r>
-        <w:t xml:space="preserve">- Landing: Next.js 15</w:t>
+        <w:t xml:space="preserve">- Paquete: Python 3.10+ con Poetry</w:t>
+      </w:r>
+      <w:r>
+        <w:t xml:space="preserve"> </w:t>
+      </w:r>
+      <w:r>
+        <w:t xml:space="preserve">- CLI: Typer + Rich + Keyboard</w:t>
+      </w:r>
+      <w:r>
+        <w:t xml:space="preserve"> </w:t>
+      </w:r>
+      <w:r>
+        <w:t xml:space="preserve">- Publicación: PyPI / TestPyPI</w:t>
       </w:r>
     </w:p>
     <w:p>
@@ -141,12 +135,6 @@
         <w:t xml:space="preserve"> </w:t>
       </w:r>
       <w:r>
-        <w:t xml:space="preserve">- In-app commands: cz!help or /help</w:t>
-      </w:r>
-      <w:r>
-        <w:t xml:space="preserve"> </w:t>
-      </w:r>
-      <w:r>
         <w:t xml:space="preserve">- Discord: Official Ciszu Network server</w:t>
       </w:r>
       <w:r>
@@ -159,7 +147,7 @@
         <w:t xml:space="preserve"> </w:t>
       </w:r>
       <w:r>
-        <w:t xml:space="preserve">- Email: ciszunetwork@proton.me</w:t>
+        <w:t xml:space="preserve">- Email: ciszunetwork@gmail.com</w:t>
       </w:r>
     </w:p>
     <w:p>
@@ -173,19 +161,19 @@
         <w:t xml:space="preserve"> </w:t>
       </w:r>
       <w:r>
-        <w:t xml:space="preserve">- Bot: Node.js + Discord.js v14</w:t>
-      </w:r>
-      <w:r>
-        <w:t xml:space="preserve"> </w:t>
-      </w:r>
-      <w:r>
-        <w:t xml:space="preserve">- Panel: Express on port 5000</w:t>
-      </w:r>
-      <w:r>
-        <w:t xml:space="preserve"> </w:t>
-      </w:r>
-      <w:r>
-        <w:t xml:space="preserve">- Landing: Next.js 15</w:t>
+        <w:t xml:space="preserve">- Package: Python 3.10+ with Poetry</w:t>
+      </w:r>
+      <w:r>
+        <w:t xml:space="preserve"> </w:t>
+      </w:r>
+      <w:r>
+        <w:t xml:space="preserve">- CLI: Typer + Rich + Keyboard</w:t>
+      </w:r>
+      <w:r>
+        <w:t xml:space="preserve"> </w:t>
+      </w:r>
+      <w:r>
+        <w:t xml:space="preserve">- Publishing: PyPI / TestPyPI</w:t>
       </w:r>
     </w:p>
     <w:sectPr>
